--- a/Tutoriel  et Documentations/Documentation technique/documentation_technique_code_backend.docx
+++ b/Tutoriel  et Documentations/Documentation technique/documentation_technique_code_backend.docx
@@ -786,21 +786,19 @@
         <w:rPr>
           <w:rFonts w:ascii="Calibri" w:hAnsi="Calibri" w:cs="Calibri"/>
         </w:rPr>
-        <w:t xml:space="preserve">il </w:t>
-      </w:r>
-      <w:proofErr w:type="spellStart"/>
-      <w:r>
-        <w:rPr>
-          <w:rFonts w:ascii="Calibri" w:hAnsi="Calibri" w:cs="Calibri"/>
-        </w:rPr>
-        <w:t>ya</w:t>
-      </w:r>
-      <w:proofErr w:type="spellEnd"/>
-      <w:r>
-        <w:rPr>
-          <w:rFonts w:ascii="Calibri" w:hAnsi="Calibri" w:cs="Calibri"/>
-        </w:rPr>
-        <w:t xml:space="preserve"> aussi en plus le </w:t>
+        <w:t>il y</w:t>
+      </w:r>
+      <w:r>
+        <w:rPr>
+          <w:rFonts w:ascii="Calibri" w:hAnsi="Calibri" w:cs="Calibri"/>
+        </w:rPr>
+        <w:t xml:space="preserve"> </w:t>
+      </w:r>
+      <w:r>
+        <w:rPr>
+          <w:rFonts w:ascii="Calibri" w:hAnsi="Calibri" w:cs="Calibri"/>
+        </w:rPr>
+        <w:t xml:space="preserve">a aussi en plus le </w:t>
       </w:r>
       <w:proofErr w:type="spellStart"/>
       <w:r>
@@ -864,16 +862,14 @@
         </w:rPr>
         <w:t xml:space="preserve">Le dossier </w:t>
       </w:r>
-      <w:proofErr w:type="spellStart"/>
-      <w:r>
-        <w:rPr>
-          <w:rFonts w:ascii="Calibri" w:hAnsi="Calibri" w:cs="Calibri"/>
-          <w:b/>
-          <w:bCs/>
-        </w:rPr>
-        <w:t>repositort</w:t>
-      </w:r>
-      <w:proofErr w:type="spellEnd"/>
+      <w:r>
+        <w:rPr>
+          <w:rFonts w:ascii="Calibri" w:hAnsi="Calibri" w:cs="Calibri"/>
+          <w:b/>
+          <w:bCs/>
+        </w:rPr>
+        <w:t>repository</w:t>
+      </w:r>
       <w:r>
         <w:rPr>
           <w:rFonts w:ascii="Calibri" w:hAnsi="Calibri" w:cs="Calibri"/>
@@ -2187,7 +2183,6 @@
         <w:docPartUnique/>
       </w:docPartObj>
     </w:sdtPr>
-    <w:sdtEndPr/>
     <w:sdtContent>
       <w:p>
         <w:pPr>

--- a/Tutoriel  et Documentations/Documentation technique/documentation_technique_code_backend.docx
+++ b/Tutoriel  et Documentations/Documentation technique/documentation_technique_code_backend.docx
@@ -146,7 +146,6 @@
           <w:szCs w:val="44"/>
         </w:rPr>
       </w:pPr>
-      <w:proofErr w:type="gramStart"/>
       <w:r>
         <w:rPr>
           <w:rFonts w:ascii="Calibri" w:hAnsi="Calibri" w:cs="Calibri"/>
@@ -156,19 +155,7 @@
           <w:sz w:val="44"/>
           <w:szCs w:val="44"/>
         </w:rPr>
-        <w:t>pour</w:t>
-      </w:r>
-      <w:proofErr w:type="gramEnd"/>
-      <w:r>
-        <w:rPr>
-          <w:rFonts w:ascii="Calibri" w:hAnsi="Calibri" w:cs="Calibri"/>
-          <w:b/>
-          <w:bCs/>
-          <w:color w:val="FFFFFF"/>
-          <w:sz w:val="44"/>
-          <w:szCs w:val="44"/>
-        </w:rPr>
-        <w:t xml:space="preserve"> l</w:t>
+        <w:t>pour l</w:t>
       </w:r>
       <w:r>
         <w:rPr>
@@ -271,7 +258,6 @@
           <w:lang w:val="en-US"/>
         </w:rPr>
       </w:pPr>
-      <w:proofErr w:type="gramStart"/>
       <w:r>
         <w:rPr>
           <w:rFonts w:ascii="Calibri" w:hAnsi="Calibri" w:cs="Calibri"/>
@@ -291,15 +277,7 @@
           <w:rFonts w:ascii="Calibri" w:hAnsi="Calibri" w:cs="Calibri"/>
           <w:lang w:val="en-US"/>
         </w:rPr>
-        <w:t> :</w:t>
-      </w:r>
-      <w:proofErr w:type="gramEnd"/>
-      <w:r>
-        <w:rPr>
-          <w:rFonts w:ascii="Calibri" w:hAnsi="Calibri" w:cs="Calibri"/>
-          <w:lang w:val="en-US"/>
-        </w:rPr>
-        <w:t xml:space="preserve"> </w:t>
+        <w:t xml:space="preserve"> : </w:t>
       </w:r>
       <w:r>
         <w:rPr>
@@ -452,15 +430,6 @@
     </w:p>
     <w:p>
       <w:pPr>
-        <w:pStyle w:val="Paragraphedeliste"/>
-        <w:rPr>
-          <w:rFonts w:ascii="Calibri" w:hAnsi="Calibri" w:cs="Calibri"/>
-        </w:rPr>
-      </w:pPr>
-    </w:p>
-    <w:p>
-      <w:pPr>
-        <w:pStyle w:val="Paragraphedeliste"/>
         <w:rPr>
           <w:rFonts w:ascii="Calibri" w:hAnsi="Calibri" w:cs="Calibri"/>
         </w:rPr>
@@ -644,14 +613,7 @@
         <w:rPr>
           <w:rFonts w:ascii="Calibri" w:hAnsi="Calibri" w:cs="Calibri"/>
         </w:rPr>
-        <w:t>qui seront ensuite manipuler via celles-</w:t>
-      </w:r>
-      <w:proofErr w:type="gramStart"/>
-      <w:r>
-        <w:rPr>
-          <w:rFonts w:ascii="Calibri" w:hAnsi="Calibri" w:cs="Calibri"/>
-        </w:rPr>
-        <w:t xml:space="preserve">ci </w:t>
+        <w:t xml:space="preserve">qui seront ensuite manipuler via celles-ci </w:t>
       </w:r>
       <w:r>
         <w:rPr>
@@ -659,7 +621,6 @@
         </w:rPr>
         <w:t>.</w:t>
       </w:r>
-      <w:proofErr w:type="gramEnd"/>
     </w:p>
     <w:p>
       <w:pPr>
@@ -744,21 +705,7 @@
         <w:rPr>
           <w:rFonts w:ascii="Calibri" w:hAnsi="Calibri" w:cs="Calibri"/>
         </w:rPr>
-        <w:t xml:space="preserve">, </w:t>
-      </w:r>
-      <w:proofErr w:type="gramStart"/>
-      <w:r>
-        <w:rPr>
-          <w:rFonts w:ascii="Calibri" w:hAnsi="Calibri" w:cs="Calibri"/>
-        </w:rPr>
-        <w:t>comme par exemple</w:t>
-      </w:r>
-      <w:proofErr w:type="gramEnd"/>
-      <w:r>
-        <w:rPr>
-          <w:rFonts w:ascii="Calibri" w:hAnsi="Calibri" w:cs="Calibri"/>
-        </w:rPr>
-        <w:t xml:space="preserve"> pour l’objet </w:t>
+        <w:t xml:space="preserve">, comme par exemple pour l’objet </w:t>
       </w:r>
       <w:r>
         <w:rPr>
@@ -956,21 +903,7 @@
         <w:rPr>
           <w:rFonts w:ascii="Calibri" w:hAnsi="Calibri" w:cs="Calibri"/>
         </w:rPr>
-        <w:t xml:space="preserve">, </w:t>
-      </w:r>
-      <w:proofErr w:type="gramStart"/>
-      <w:r>
-        <w:rPr>
-          <w:rFonts w:ascii="Calibri" w:hAnsi="Calibri" w:cs="Calibri"/>
-        </w:rPr>
-        <w:t>comme par exemple</w:t>
-      </w:r>
-      <w:proofErr w:type="gramEnd"/>
-      <w:r>
-        <w:rPr>
-          <w:rFonts w:ascii="Calibri" w:hAnsi="Calibri" w:cs="Calibri"/>
-        </w:rPr>
-        <w:t xml:space="preserve"> la classe </w:t>
+        <w:t xml:space="preserve">, comme par exemple la classe </w:t>
       </w:r>
       <w:r>
         <w:rPr>
@@ -1006,21 +939,7 @@
         <w:rPr>
           <w:rFonts w:ascii="Calibri" w:hAnsi="Calibri" w:cs="Calibri"/>
         </w:rPr>
-        <w:t xml:space="preserve"> ajouter un nouveau compte en base de données, en vérifiant au préalable que </w:t>
-      </w:r>
-      <w:proofErr w:type="gramStart"/>
-      <w:r>
-        <w:rPr>
-          <w:rFonts w:ascii="Calibri" w:hAnsi="Calibri" w:cs="Calibri"/>
-        </w:rPr>
-        <w:t>l’email</w:t>
-      </w:r>
-      <w:proofErr w:type="gramEnd"/>
-      <w:r>
-        <w:rPr>
-          <w:rFonts w:ascii="Calibri" w:hAnsi="Calibri" w:cs="Calibri"/>
-        </w:rPr>
-        <w:t xml:space="preserve"> </w:t>
+        <w:t xml:space="preserve"> ajouter un nouveau compte en base de données, en vérifiant au préalable que l’email </w:t>
       </w:r>
       <w:r>
         <w:rPr>
@@ -1101,92 +1020,76 @@
         </w:rPr>
         <w:t xml:space="preserve">contient les </w:t>
       </w:r>
+      <w:r>
+        <w:rPr>
+          <w:rFonts w:ascii="Calibri" w:hAnsi="Calibri" w:cs="Calibri"/>
+        </w:rPr>
+        <w:t>Endpoint</w:t>
+      </w:r>
+      <w:r>
+        <w:rPr>
+          <w:rFonts w:ascii="Calibri" w:hAnsi="Calibri" w:cs="Calibri"/>
+        </w:rPr>
+        <w:t xml:space="preserve"> de l’api java</w:t>
+      </w:r>
+      <w:r>
+        <w:rPr>
+          <w:rFonts w:ascii="Calibri" w:hAnsi="Calibri" w:cs="Calibri"/>
+        </w:rPr>
+        <w:t xml:space="preserve"> (les url de l’api), afin que l’application frontend </w:t>
+      </w:r>
       <w:proofErr w:type="spellStart"/>
       <w:r>
         <w:rPr>
           <w:rFonts w:ascii="Calibri" w:hAnsi="Calibri" w:cs="Calibri"/>
         </w:rPr>
-        <w:t>endpoints</w:t>
+        <w:t>Angular</w:t>
       </w:r>
       <w:proofErr w:type="spellEnd"/>
       <w:r>
         <w:rPr>
           <w:rFonts w:ascii="Calibri" w:hAnsi="Calibri" w:cs="Calibri"/>
         </w:rPr>
-        <w:t xml:space="preserve"> de l’api java</w:t>
-      </w:r>
-      <w:r>
-        <w:rPr>
-          <w:rFonts w:ascii="Calibri" w:hAnsi="Calibri" w:cs="Calibri"/>
-        </w:rPr>
-        <w:t xml:space="preserve"> (les url de l’api), afin que l’application frontend </w:t>
+        <w:t xml:space="preserve"> puisse </w:t>
+      </w:r>
+      <w:r>
+        <w:rPr>
+          <w:rFonts w:ascii="Calibri" w:hAnsi="Calibri" w:cs="Calibri"/>
+        </w:rPr>
+        <w:t xml:space="preserve">l’utiliser. Comme par exemple </w:t>
       </w:r>
       <w:proofErr w:type="spellStart"/>
       <w:r>
         <w:rPr>
           <w:rFonts w:ascii="Calibri" w:hAnsi="Calibri" w:cs="Calibri"/>
         </w:rPr>
-        <w:t>Angular</w:t>
+        <w:t>l’endpoint</w:t>
       </w:r>
       <w:proofErr w:type="spellEnd"/>
       <w:r>
         <w:rPr>
           <w:rFonts w:ascii="Calibri" w:hAnsi="Calibri" w:cs="Calibri"/>
         </w:rPr>
-        <w:t xml:space="preserve"> puisse </w:t>
-      </w:r>
-      <w:r>
-        <w:rPr>
-          <w:rFonts w:ascii="Calibri" w:hAnsi="Calibri" w:cs="Calibri"/>
-        </w:rPr>
-        <w:t xml:space="preserve">l’utiliser. </w:t>
-      </w:r>
-      <w:proofErr w:type="gramStart"/>
-      <w:r>
-        <w:rPr>
-          <w:rFonts w:ascii="Calibri" w:hAnsi="Calibri" w:cs="Calibri"/>
-        </w:rPr>
-        <w:t>Comme par exemple</w:t>
-      </w:r>
-      <w:proofErr w:type="gramEnd"/>
-      <w:r>
-        <w:rPr>
-          <w:rFonts w:ascii="Calibri" w:hAnsi="Calibri" w:cs="Calibri"/>
+        <w:t xml:space="preserve"> : </w:t>
+      </w:r>
+      <w:r>
+        <w:rPr>
+          <w:rFonts w:ascii="Calibri" w:hAnsi="Calibri" w:cs="Calibri"/>
+          <w:u w:val="single"/>
+        </w:rPr>
+        <w:t>http://localhost:8080/api-leaflet</w:t>
+      </w:r>
+      <w:r>
+        <w:rPr>
+          <w:u w:val="single"/>
         </w:rPr>
         <w:t xml:space="preserve"> </w:t>
       </w:r>
-      <w:proofErr w:type="spellStart"/>
-      <w:r>
-        <w:rPr>
-          <w:rFonts w:ascii="Calibri" w:hAnsi="Calibri" w:cs="Calibri"/>
-        </w:rPr>
-        <w:t>l’endpoint</w:t>
-      </w:r>
-      <w:proofErr w:type="spellEnd"/>
-      <w:r>
-        <w:rPr>
-          <w:rFonts w:ascii="Calibri" w:hAnsi="Calibri" w:cs="Calibri"/>
-        </w:rPr>
-        <w:t xml:space="preserve"> : </w:t>
-      </w:r>
       <w:r>
         <w:rPr>
           <w:rFonts w:ascii="Calibri" w:hAnsi="Calibri" w:cs="Calibri"/>
           <w:u w:val="single"/>
         </w:rPr>
-        <w:t>http://localhost:8080/api-leaflet</w:t>
-      </w:r>
-      <w:r>
-        <w:rPr>
-          <w:u w:val="single"/>
-        </w:rPr>
-        <w:t xml:space="preserve"> </w:t>
-      </w:r>
-      <w:r>
-        <w:rPr>
-          <w:rFonts w:ascii="Calibri" w:hAnsi="Calibri" w:cs="Calibri"/>
-          <w:u w:val="single"/>
-        </w:rPr>
         <w:t>/authentification</w:t>
       </w:r>
       <w:r>
@@ -1199,21 +1102,7 @@
         <w:rPr>
           <w:rFonts w:ascii="Calibri" w:hAnsi="Calibri" w:cs="Calibri"/>
         </w:rPr>
-        <w:t xml:space="preserve">body, </w:t>
-      </w:r>
-      <w:proofErr w:type="gramStart"/>
-      <w:r>
-        <w:rPr>
-          <w:rFonts w:ascii="Calibri" w:hAnsi="Calibri" w:cs="Calibri"/>
-        </w:rPr>
-        <w:t>l’email</w:t>
-      </w:r>
-      <w:proofErr w:type="gramEnd"/>
-      <w:r>
-        <w:rPr>
-          <w:rFonts w:ascii="Calibri" w:hAnsi="Calibri" w:cs="Calibri"/>
-        </w:rPr>
-        <w:t xml:space="preserve"> et le </w:t>
+        <w:t xml:space="preserve">body, l’email et le </w:t>
       </w:r>
       <w:proofErr w:type="spellStart"/>
       <w:r>
@@ -1582,7 +1471,6 @@
           <w:lang w:val="it-IT"/>
         </w:rPr>
       </w:pPr>
-      <w:proofErr w:type="gramStart"/>
       <w:r>
         <w:rPr>
           <w:rFonts w:ascii="Calibri" w:hAnsi="Calibri" w:cs="Calibri"/>
@@ -1597,17 +1485,7 @@
           <w:bCs/>
           <w:lang w:val="it-IT"/>
         </w:rPr>
-        <w:t>schema</w:t>
-      </w:r>
-      <w:proofErr w:type="gramEnd"/>
-      <w:r>
-        <w:rPr>
-          <w:rFonts w:ascii="Calibri" w:hAnsi="Calibri" w:cs="Calibri"/>
-          <w:b/>
-          <w:bCs/>
-          <w:lang w:val="it-IT"/>
-        </w:rPr>
-        <w:t>_mini_app_leaflet</w:t>
+        <w:t>schema_mini_app_leaflet</w:t>
       </w:r>
     </w:p>
     <w:p>
@@ -1621,19 +1499,11 @@
           <w:rFonts w:ascii="Calibri" w:hAnsi="Calibri" w:cs="Calibri"/>
         </w:rPr>
       </w:pPr>
-      <w:proofErr w:type="gramStart"/>
-      <w:r>
-        <w:rPr>
-          <w:rFonts w:ascii="Calibri" w:hAnsi="Calibri" w:cs="Calibri"/>
-        </w:rPr>
-        <w:t>et</w:t>
-      </w:r>
-      <w:proofErr w:type="gramEnd"/>
-      <w:r>
-        <w:rPr>
-          <w:rFonts w:ascii="Calibri" w:hAnsi="Calibri" w:cs="Calibri"/>
-        </w:rPr>
-        <w:t xml:space="preserve"> le schéma </w:t>
+      <w:r>
+        <w:rPr>
+          <w:rFonts w:ascii="Calibri" w:hAnsi="Calibri" w:cs="Calibri"/>
+        </w:rPr>
+        <w:t xml:space="preserve">et le schéma </w:t>
       </w:r>
       <w:r>
         <w:rPr>
